--- a/Meeting Reports/Meeting Report- Week 11.docx
+++ b/Meeting Reports/Meeting Report- Week 11.docx
@@ -1080,282 +1080,68 @@
           <w:lang w:val="en-DE"/>
         </w:rPr>
       </w:pPr>
-    </w:p>
-    <w:p>
-      <w:pPr>
-        <w:rPr>
-          <w:rFonts w:ascii="Arial" w:hAnsi="Arial"/>
-          <w:sz w:val="22"/>
-          <w:lang w:val="en-DE"/>
-        </w:rPr>
-      </w:pPr>
-      <w:r>
-        <w:rPr>
-          <w:rFonts w:ascii="Arial" w:hAnsi="Arial"/>
-          <w:b/>
-          <w:sz w:val="22"/>
-          <w:lang w:val="en-DE"/>
-        </w:rPr>
-        <w:t xml:space="preserve">Kevin </w:t>
-      </w:r>
-      <w:proofErr w:type="spellStart"/>
-      <w:r>
-        <w:rPr>
-          <w:rFonts w:ascii="Arial" w:hAnsi="Arial"/>
-          <w:b/>
-          <w:sz w:val="22"/>
-          <w:lang w:val="en-DE"/>
-        </w:rPr>
-        <w:t>Muho</w:t>
-      </w:r>
-      <w:proofErr w:type="spellEnd"/>
-      <w:r>
-        <w:rPr>
-          <w:rFonts w:ascii="Arial" w:hAnsi="Arial"/>
-          <w:b/>
-          <w:sz w:val="22"/>
-          <w:lang w:val="en-DE"/>
-        </w:rPr>
-        <w:t xml:space="preserve">- </w:t>
-      </w:r>
-      <w:r>
-        <w:rPr>
-          <w:rFonts w:ascii="Arial" w:hAnsi="Arial"/>
-          <w:sz w:val="22"/>
-          <w:lang w:val="en-DE"/>
-        </w:rPr>
-        <w:t>Chain of Responsibility Pattern</w:t>
-      </w:r>
-    </w:p>
-    <w:p>
-      <w:pPr>
-        <w:rPr>
-          <w:rFonts w:ascii="Arial" w:hAnsi="Arial"/>
-          <w:sz w:val="22"/>
-          <w:lang w:val="en-DE"/>
-        </w:rPr>
-      </w:pPr>
-    </w:p>
-    <w:p>
-      <w:pPr>
-        <w:rPr>
-          <w:rFonts w:ascii="Arial" w:hAnsi="Arial"/>
-          <w:sz w:val="22"/>
-          <w:lang w:val="en-DE"/>
-        </w:rPr>
-      </w:pPr>
-      <w:r>
-        <w:rPr>
-          <w:rFonts w:ascii="Arial" w:hAnsi="Arial"/>
-          <w:b/>
-          <w:sz w:val="22"/>
-          <w:lang w:val="en-DE"/>
-        </w:rPr>
-        <w:t xml:space="preserve">Anisa </w:t>
-      </w:r>
-      <w:proofErr w:type="spellStart"/>
-      <w:r>
-        <w:rPr>
-          <w:rFonts w:ascii="Arial" w:hAnsi="Arial"/>
-          <w:b/>
-          <w:sz w:val="22"/>
-          <w:lang w:val="en-DE"/>
-        </w:rPr>
-        <w:t>Domi</w:t>
-      </w:r>
-      <w:proofErr w:type="spellEnd"/>
-      <w:r>
-        <w:rPr>
-          <w:rFonts w:ascii="Arial" w:hAnsi="Arial"/>
-          <w:b/>
-          <w:sz w:val="22"/>
-          <w:lang w:val="en-DE"/>
-        </w:rPr>
-        <w:t xml:space="preserve">, </w:t>
-      </w:r>
-      <w:proofErr w:type="spellStart"/>
-      <w:r>
-        <w:rPr>
-          <w:rFonts w:ascii="Arial" w:hAnsi="Arial"/>
-          <w:b/>
-          <w:sz w:val="22"/>
-          <w:lang w:val="en-DE"/>
-        </w:rPr>
-        <w:t>Ledio</w:t>
-      </w:r>
-      <w:proofErr w:type="spellEnd"/>
-      <w:r>
-        <w:rPr>
-          <w:rFonts w:ascii="Arial" w:hAnsi="Arial"/>
-          <w:b/>
-          <w:sz w:val="22"/>
-          <w:lang w:val="en-DE"/>
-        </w:rPr>
-        <w:t xml:space="preserve"> </w:t>
-      </w:r>
-      <w:proofErr w:type="spellStart"/>
-      <w:r>
-        <w:rPr>
-          <w:rFonts w:ascii="Arial" w:hAnsi="Arial"/>
-          <w:b/>
-          <w:sz w:val="22"/>
-          <w:lang w:val="en-DE"/>
-        </w:rPr>
-        <w:t>Tafciu</w:t>
-      </w:r>
-      <w:proofErr w:type="spellEnd"/>
-      <w:r>
-        <w:rPr>
-          <w:rFonts w:ascii="Arial" w:hAnsi="Arial"/>
-          <w:b/>
-          <w:sz w:val="22"/>
-          <w:lang w:val="en-DE"/>
-        </w:rPr>
-        <w:t>-</w:t>
-      </w:r>
-      <w:r>
-        <w:rPr>
-          <w:rFonts w:ascii="Arial" w:hAnsi="Arial"/>
-          <w:b/>
-          <w:sz w:val="22"/>
-          <w:lang w:val="en-DE"/>
-        </w:rPr>
-        <w:t xml:space="preserve"> </w:t>
-      </w:r>
-      <w:r>
-        <w:rPr>
-          <w:rFonts w:ascii="Arial" w:hAnsi="Arial"/>
-          <w:sz w:val="22"/>
-          <w:lang w:val="en-DE"/>
-        </w:rPr>
-        <w:t>Factory Method Pattern</w:t>
-      </w:r>
-    </w:p>
-    <w:p>
-      <w:pPr>
-        <w:rPr>
-          <w:rFonts w:ascii="Arial" w:hAnsi="Arial"/>
-          <w:b/>
-          <w:sz w:val="22"/>
-          <w:lang w:val="en-DE"/>
-        </w:rPr>
-      </w:pPr>
-    </w:p>
-    <w:p>
-      <w:pPr>
-        <w:rPr>
-          <w:rFonts w:ascii="Arial" w:hAnsi="Arial"/>
-          <w:sz w:val="22"/>
-          <w:lang w:val="en-DE"/>
-        </w:rPr>
-      </w:pPr>
-      <w:proofErr w:type="spellStart"/>
-      <w:r>
-        <w:rPr>
-          <w:rFonts w:ascii="Arial" w:hAnsi="Arial"/>
-          <w:b/>
-          <w:sz w:val="22"/>
-          <w:lang w:val="en-DE"/>
-        </w:rPr>
-        <w:t>Desard</w:t>
-      </w:r>
-      <w:proofErr w:type="spellEnd"/>
-      <w:r>
-        <w:rPr>
-          <w:rFonts w:ascii="Arial" w:hAnsi="Arial"/>
-          <w:b/>
-          <w:sz w:val="22"/>
-          <w:lang w:val="en-DE"/>
-        </w:rPr>
-        <w:t xml:space="preserve"> </w:t>
-      </w:r>
-      <w:proofErr w:type="spellStart"/>
-      <w:r>
-        <w:rPr>
-          <w:rFonts w:ascii="Arial" w:hAnsi="Arial"/>
-          <w:b/>
-          <w:sz w:val="22"/>
-          <w:lang w:val="en-DE"/>
-        </w:rPr>
-        <w:t>Lybeshari</w:t>
-      </w:r>
-      <w:proofErr w:type="spellEnd"/>
-      <w:r>
-        <w:rPr>
-          <w:rFonts w:ascii="Arial" w:hAnsi="Arial"/>
-          <w:b/>
-          <w:sz w:val="22"/>
-          <w:lang w:val="en-DE"/>
-        </w:rPr>
-        <w:t xml:space="preserve">, </w:t>
-      </w:r>
-      <w:proofErr w:type="spellStart"/>
-      <w:r>
-        <w:rPr>
-          <w:rFonts w:ascii="Arial" w:hAnsi="Arial"/>
-          <w:b/>
-          <w:sz w:val="22"/>
-          <w:lang w:val="en-DE"/>
-        </w:rPr>
-        <w:t>Haidi</w:t>
-      </w:r>
-      <w:proofErr w:type="spellEnd"/>
-      <w:r>
-        <w:rPr>
-          <w:rFonts w:ascii="Arial" w:hAnsi="Arial"/>
-          <w:b/>
-          <w:sz w:val="22"/>
-          <w:lang w:val="en-DE"/>
-        </w:rPr>
-        <w:t xml:space="preserve"> Toto-</w:t>
-      </w:r>
-      <w:r>
-        <w:rPr>
-          <w:rFonts w:ascii="Arial" w:hAnsi="Arial"/>
-          <w:sz w:val="22"/>
-          <w:lang w:val="en-DE"/>
-        </w:rPr>
-        <w:t xml:space="preserve"> Observer Pattern </w:t>
-      </w:r>
-    </w:p>
-    <w:p>
-      <w:pPr>
-        <w:rPr>
-          <w:rFonts w:ascii="Arial" w:hAnsi="Arial"/>
-          <w:sz w:val="22"/>
-          <w:lang w:val="en-DE"/>
-        </w:rPr>
-      </w:pPr>
-    </w:p>
-    <w:p>
-      <w:pPr>
-        <w:rPr>
-          <w:rFonts w:ascii="Arial" w:hAnsi="Arial"/>
-          <w:sz w:val="22"/>
-          <w:lang w:val="en-DE"/>
-        </w:rPr>
-      </w:pPr>
+      <w:r>
+        <w:rPr>
+          <w:rFonts w:ascii="Arial" w:hAnsi="Arial"/>
+          <w:b/>
+          <w:sz w:val="22"/>
+          <w:lang w:val="en-DE"/>
+        </w:rPr>
+        <w:t>All members-</w:t>
+      </w:r>
+      <w:r>
+        <w:rPr>
+          <w:rFonts w:ascii="Arial" w:hAnsi="Arial"/>
+          <w:sz w:val="22"/>
+          <w:lang w:val="en-DE"/>
+        </w:rPr>
+        <w:t xml:space="preserve"> Designing the</w:t>
+      </w:r>
+      <w:r>
+        <w:rPr>
+          <w:rFonts w:ascii="Arial" w:hAnsi="Arial"/>
+          <w:sz w:val="22"/>
+          <w:lang w:val="en-DE"/>
+        </w:rPr>
+        <w:t xml:space="preserve"> class diagram for the</w:t>
+      </w:r>
       <w:bookmarkStart w:id="0" w:name="_GoBack"/>
       <w:bookmarkEnd w:id="0"/>
-    </w:p>
-    <w:p>
-      <w:pPr>
-        <w:rPr>
-          <w:rFonts w:ascii="Arial" w:hAnsi="Arial"/>
-          <w:b/>
-          <w:sz w:val="22"/>
-          <w:u w:val="single"/>
-          <w:lang w:val="en-DE"/>
-        </w:rPr>
-      </w:pPr>
-      <w:r>
-        <w:rPr>
-          <w:rFonts w:ascii="Arial" w:hAnsi="Arial"/>
-          <w:b/>
-          <w:sz w:val="22"/>
-          <w:u w:val="single"/>
-        </w:rPr>
-        <w:lastRenderedPageBreak/>
+      <w:r>
+        <w:rPr>
+          <w:rFonts w:ascii="Arial" w:hAnsi="Arial"/>
+          <w:sz w:val="22"/>
+          <w:lang w:val="en-DE"/>
+        </w:rPr>
+        <w:t xml:space="preserve"> Builder, Chain of Responsibility and Observer Pattern</w:t>
+      </w:r>
+    </w:p>
+    <w:p>
+      <w:pPr>
+        <w:rPr>
+          <w:rFonts w:ascii="Arial" w:hAnsi="Arial"/>
+          <w:sz w:val="22"/>
+          <w:lang w:val="en-DE"/>
+        </w:rPr>
+      </w:pPr>
+    </w:p>
+    <w:p>
+      <w:pPr>
+        <w:rPr>
+          <w:rFonts w:ascii="Arial" w:hAnsi="Arial"/>
+          <w:b/>
+          <w:sz w:val="22"/>
+          <w:u w:val="single"/>
+          <w:lang w:val="en-DE"/>
+        </w:rPr>
+      </w:pPr>
+      <w:r>
+        <w:rPr>
+          <w:rFonts w:ascii="Arial" w:hAnsi="Arial"/>
+          <w:b/>
+          <w:sz w:val="22"/>
+          <w:u w:val="single"/>
+        </w:rPr>
         <w:t>Time, Place, and Agenda for Next Meeting:</w:t>
       </w:r>
       <w:r>
@@ -1530,15 +1316,6 @@
         </w:rPr>
         <w:t>.</w:t>
       </w:r>
-    </w:p>
-    <w:p>
-      <w:pPr>
-        <w:rPr>
-          <w:rFonts w:ascii="Arial" w:hAnsi="Arial"/>
-          <w:b/>
-          <w:sz w:val="22"/>
-        </w:rPr>
-      </w:pPr>
     </w:p>
     <w:p>
       <w:pPr>

--- a/Meeting Reports/Meeting Report- Week 11.docx
+++ b/Meeting Reports/Meeting Report- Week 11.docx
@@ -1061,60 +1061,240 @@
           <w:sz w:val="22"/>
           <w:lang w:val="en-DE"/>
         </w:rPr>
-        <w:t xml:space="preserve">All members- </w:t>
-      </w:r>
-      <w:r>
-        <w:rPr>
-          <w:rFonts w:ascii="Arial" w:hAnsi="Arial"/>
-          <w:sz w:val="22"/>
-          <w:lang w:val="en-DE"/>
-        </w:rPr>
-        <w:t>Make the improvements suggested during the last seminar.</w:t>
-      </w:r>
-    </w:p>
-    <w:p>
-      <w:pPr>
-        <w:rPr>
-          <w:rFonts w:ascii="Arial" w:hAnsi="Arial"/>
-          <w:sz w:val="22"/>
-          <w:lang w:val="en-DE"/>
-        </w:rPr>
-      </w:pPr>
-      <w:r>
-        <w:rPr>
-          <w:rFonts w:ascii="Arial" w:hAnsi="Arial"/>
-          <w:b/>
-          <w:sz w:val="22"/>
-          <w:lang w:val="en-DE"/>
-        </w:rPr>
-        <w:t>All members-</w:t>
-      </w:r>
-      <w:r>
-        <w:rPr>
-          <w:rFonts w:ascii="Arial" w:hAnsi="Arial"/>
-          <w:sz w:val="22"/>
-          <w:lang w:val="en-DE"/>
-        </w:rPr>
-        <w:t xml:space="preserve"> Designing the</w:t>
-      </w:r>
-      <w:r>
-        <w:rPr>
-          <w:rFonts w:ascii="Arial" w:hAnsi="Arial"/>
-          <w:sz w:val="22"/>
-          <w:lang w:val="en-DE"/>
-        </w:rPr>
-        <w:t xml:space="preserve"> class diagram for the</w:t>
+        <w:t xml:space="preserve">Anisa </w:t>
+      </w:r>
+      <w:proofErr w:type="spellStart"/>
+      <w:r>
+        <w:rPr>
+          <w:rFonts w:ascii="Arial" w:hAnsi="Arial"/>
+          <w:b/>
+          <w:sz w:val="22"/>
+          <w:lang w:val="en-DE"/>
+        </w:rPr>
+        <w:t>Domi</w:t>
+      </w:r>
+      <w:proofErr w:type="spellEnd"/>
+      <w:r>
+        <w:rPr>
+          <w:rFonts w:ascii="Arial" w:hAnsi="Arial"/>
+          <w:sz w:val="22"/>
+          <w:lang w:val="en-DE"/>
+        </w:rPr>
+        <w:t xml:space="preserve">, </w:t>
+      </w:r>
+      <w:proofErr w:type="spellStart"/>
+      <w:r>
+        <w:rPr>
+          <w:rFonts w:ascii="Arial" w:hAnsi="Arial"/>
+          <w:b/>
+          <w:sz w:val="22"/>
+          <w:lang w:val="en-DE"/>
+        </w:rPr>
+        <w:t>Ledio</w:t>
+      </w:r>
+      <w:proofErr w:type="spellEnd"/>
+      <w:r>
+        <w:rPr>
+          <w:rFonts w:ascii="Arial" w:hAnsi="Arial"/>
+          <w:b/>
+          <w:sz w:val="22"/>
+          <w:lang w:val="en-DE"/>
+        </w:rPr>
+        <w:t xml:space="preserve"> </w:t>
+      </w:r>
+      <w:proofErr w:type="spellStart"/>
+      <w:r>
+        <w:rPr>
+          <w:rFonts w:ascii="Arial" w:hAnsi="Arial"/>
+          <w:b/>
+          <w:sz w:val="22"/>
+          <w:lang w:val="en-DE"/>
+        </w:rPr>
+        <w:t>Tafciu</w:t>
+      </w:r>
+      <w:proofErr w:type="spellEnd"/>
+      <w:r>
+        <w:rPr>
+          <w:rFonts w:ascii="Arial" w:hAnsi="Arial"/>
+          <w:b/>
+          <w:sz w:val="22"/>
+          <w:lang w:val="en-DE"/>
+        </w:rPr>
+        <w:t xml:space="preserve"> – </w:t>
+      </w:r>
+      <w:r>
+        <w:rPr>
+          <w:rFonts w:ascii="Arial" w:hAnsi="Arial"/>
+          <w:sz w:val="22"/>
+          <w:lang w:val="en-DE"/>
+        </w:rPr>
+        <w:t>Builder Pattern</w:t>
+      </w:r>
+    </w:p>
+    <w:p>
+      <w:pPr>
+        <w:rPr>
+          <w:rFonts w:ascii="Arial" w:hAnsi="Arial"/>
+          <w:sz w:val="22"/>
+          <w:lang w:val="en-DE"/>
+        </w:rPr>
+      </w:pPr>
+      <w:proofErr w:type="spellStart"/>
+      <w:r>
+        <w:rPr>
+          <w:rFonts w:ascii="Arial" w:hAnsi="Arial"/>
+          <w:b/>
+          <w:sz w:val="22"/>
+          <w:lang w:val="en-DE"/>
+        </w:rPr>
+        <w:t>Desard</w:t>
+      </w:r>
+      <w:proofErr w:type="spellEnd"/>
+      <w:r>
+        <w:rPr>
+          <w:rFonts w:ascii="Arial" w:hAnsi="Arial"/>
+          <w:b/>
+          <w:sz w:val="22"/>
+          <w:lang w:val="en-DE"/>
+        </w:rPr>
+        <w:t xml:space="preserve"> </w:t>
+      </w:r>
+      <w:proofErr w:type="spellStart"/>
+      <w:r>
+        <w:rPr>
+          <w:rFonts w:ascii="Arial" w:hAnsi="Arial"/>
+          <w:b/>
+          <w:sz w:val="22"/>
+          <w:lang w:val="en-DE"/>
+        </w:rPr>
+        <w:t>Lybeshari</w:t>
+      </w:r>
+      <w:proofErr w:type="spellEnd"/>
+      <w:r>
+        <w:rPr>
+          <w:rFonts w:ascii="Arial" w:hAnsi="Arial"/>
+          <w:b/>
+          <w:sz w:val="22"/>
+          <w:lang w:val="en-DE"/>
+        </w:rPr>
+        <w:t xml:space="preserve">, </w:t>
+      </w:r>
+      <w:proofErr w:type="spellStart"/>
+      <w:r>
+        <w:rPr>
+          <w:rFonts w:ascii="Arial" w:hAnsi="Arial"/>
+          <w:b/>
+          <w:sz w:val="22"/>
+          <w:lang w:val="en-DE"/>
+        </w:rPr>
+        <w:t>Haidi</w:t>
+      </w:r>
+      <w:proofErr w:type="spellEnd"/>
+      <w:r>
+        <w:rPr>
+          <w:rFonts w:ascii="Arial" w:hAnsi="Arial"/>
+          <w:b/>
+          <w:sz w:val="22"/>
+          <w:lang w:val="en-DE"/>
+        </w:rPr>
+        <w:t xml:space="preserve"> Toto – </w:t>
+      </w:r>
+      <w:r>
+        <w:rPr>
+          <w:rFonts w:ascii="Arial" w:hAnsi="Arial"/>
+          <w:sz w:val="22"/>
+          <w:lang w:val="en-DE"/>
+        </w:rPr>
+        <w:t>Observer Pattern</w:t>
+      </w:r>
+    </w:p>
+    <w:p>
+      <w:pPr>
+        <w:rPr>
+          <w:rFonts w:ascii="Arial" w:hAnsi="Arial"/>
+          <w:sz w:val="22"/>
+          <w:lang w:val="en-DE"/>
+        </w:rPr>
+      </w:pPr>
+      <w:r>
+        <w:rPr>
+          <w:rFonts w:ascii="Arial" w:hAnsi="Arial"/>
+          <w:b/>
+          <w:sz w:val="22"/>
+          <w:lang w:val="en-DE"/>
+        </w:rPr>
+        <w:t xml:space="preserve">Kevin </w:t>
+      </w:r>
+      <w:proofErr w:type="spellStart"/>
+      <w:r>
+        <w:rPr>
+          <w:rFonts w:ascii="Arial" w:hAnsi="Arial"/>
+          <w:b/>
+          <w:sz w:val="22"/>
+          <w:lang w:val="en-DE"/>
+        </w:rPr>
+        <w:t>Muho</w:t>
+      </w:r>
+      <w:proofErr w:type="spellEnd"/>
+      <w:r>
+        <w:rPr>
+          <w:rFonts w:ascii="Arial" w:hAnsi="Arial"/>
+          <w:b/>
+          <w:sz w:val="22"/>
+          <w:lang w:val="en-DE"/>
+        </w:rPr>
+        <w:t xml:space="preserve">, Matias Bali, </w:t>
+      </w:r>
+      <w:proofErr w:type="spellStart"/>
+      <w:r>
+        <w:rPr>
+          <w:rFonts w:ascii="Arial" w:hAnsi="Arial"/>
+          <w:b/>
+          <w:sz w:val="22"/>
+          <w:lang w:val="en-DE"/>
+        </w:rPr>
+        <w:t>Ornelt</w:t>
+      </w:r>
+      <w:proofErr w:type="spellEnd"/>
+      <w:r>
+        <w:rPr>
+          <w:rFonts w:ascii="Arial" w:hAnsi="Arial"/>
+          <w:b/>
+          <w:sz w:val="22"/>
+          <w:lang w:val="en-DE"/>
+        </w:rPr>
+        <w:t xml:space="preserve"> </w:t>
+      </w:r>
+      <w:proofErr w:type="spellStart"/>
+      <w:r>
+        <w:rPr>
+          <w:rFonts w:ascii="Arial" w:hAnsi="Arial"/>
+          <w:b/>
+          <w:sz w:val="22"/>
+          <w:lang w:val="en-DE"/>
+        </w:rPr>
+        <w:t>Lemellari</w:t>
+      </w:r>
+      <w:proofErr w:type="spellEnd"/>
+      <w:r>
+        <w:rPr>
+          <w:rFonts w:ascii="Arial" w:hAnsi="Arial"/>
+          <w:b/>
+          <w:sz w:val="22"/>
+          <w:lang w:val="en-DE"/>
+        </w:rPr>
+        <w:t>-</w:t>
+      </w:r>
+      <w:r>
+        <w:rPr>
+          <w:rFonts w:ascii="Arial" w:hAnsi="Arial"/>
+          <w:sz w:val="22"/>
+          <w:lang w:val="en-DE"/>
+        </w:rPr>
+        <w:t xml:space="preserve"> Chain of Responsibility Pattern</w:t>
       </w:r>
       <w:bookmarkStart w:id="0" w:name="_GoBack"/>
       <w:bookmarkEnd w:id="0"/>
-      <w:r>
-        <w:rPr>
-          <w:rFonts w:ascii="Arial" w:hAnsi="Arial"/>
-          <w:sz w:val="22"/>
-          <w:lang w:val="en-DE"/>
-        </w:rPr>
-        <w:t xml:space="preserve"> Builder, Chain of Responsibility and Observer Pattern</w:t>
-      </w:r>
     </w:p>
     <w:p>
       <w:pPr>
@@ -1316,15 +1496,6 @@
         </w:rPr>
         <w:t>.</w:t>
       </w:r>
-    </w:p>
-    <w:p>
-      <w:pPr>
-        <w:rPr>
-          <w:rFonts w:ascii="Arial" w:hAnsi="Arial"/>
-          <w:b/>
-          <w:sz w:val="22"/>
-        </w:rPr>
-      </w:pPr>
     </w:p>
     <w:sectPr>
       <w:pgSz w:w="12240" w:h="15840"/>
